--- a/docs/Data_Dungeon_Chapter_6_Instructor_Guide.docx
+++ b/docs/Data_Dungeon_Chapter_6_Instructor_Guide.docx
@@ -78,7 +78,7 @@
         <w:rPr>
           <w:sz w:val="18"/>
         </w:rPr>
-        <w:t>ChatGPT assisted with drafting, instructional design, and code. Decorative artwork was generated with OpenAI image generation. Format reference: Michael Penta’s supplied Python companion chapter. Publication licensing remains to be finalized.</w:t>
+        <w:t>AI-created, human-prompted, human-edited, and human-verified using ChatGPT (OpenAI). Artwork: OpenAI image generation. Original contributions: CC0 1.0. See Publication License and AI Disclosure at the end.</w:t>
       </w:r>
     </w:p>
     <w:p>
@@ -1894,6 +1894,73 @@
     <w:p>
       <w:r>
         <w:t>Before moving on, students should explain why finding a smaller key means going left, why attaching a leaf preserves the ordering invariant, and why a valid BST can still have linear height. Their two-order experiment supplies a concrete reason to study tree balancing later.</w:t>
+      </w:r>
+    </w:p>
+    <w:p>
+      <w:r>
+        <w:br w:type="page"/>
+      </w:r>
+    </w:p>
+    <w:p>
+      <w:pPr>
+        <w:pStyle w:val="Heading1"/>
+      </w:pPr>
+      <w:r>
+        <w:t>Publication License and AI Disclosure</w:t>
+      </w:r>
+    </w:p>
+    <w:p>
+      <w:pPr>
+        <w:pStyle w:val="Heading2"/>
+      </w:pPr>
+      <w:r>
+        <w:t>Open Reuse</w:t>
+      </w:r>
+    </w:p>
+    <w:p>
+      <w:r>
+        <w:t>To the extent the project rights holders own copyright or related rights, they dedicate the original contributions to Data Dungeon: The Linked Labyrinth to the public domain under CC0 1.0 Universal. This includes original teaching materials, Java code, verification code, and project artwork. You may copy, modify, redistribute, and use these contributions commercially. Attribution is appreciated but is not required for these CC0 contributions.</w:t>
+      </w:r>
+    </w:p>
+    <w:p>
+      <w:r>
+        <w:t>CC0 1.0 Universal: https://creativecommons.org/publicdomain/zero/1.0/</w:t>
+      </w:r>
+    </w:p>
+    <w:p>
+      <w:pPr>
+        <w:pStyle w:val="Heading2"/>
+      </w:pPr>
+      <w:r>
+        <w:t>Source Attribution and Exceptions</w:t>
+      </w:r>
+    </w:p>
+    <w:p>
+      <w:r>
+        <w:t>Pat Morin, Open Data Structures, Java edition: https://opendatastructures.org/ods-java/. The textbook and its accompanying source code are released under Creative Commons Attribution 2.5 Canada: https://creativecommons.org/licenses/by/2.5/ca/. Any reproduced or adapted Morin material retains that license and attribution requirement; this project’s CC0 dedication does not waive his rights. The companion adds a dungeon setting, focused workshops, renamed and simplified implementations, tests, instructor guidance, and AI learning activities. No endorsement by Pat Morin is implied.</w:t>
+      </w:r>
+    </w:p>
+    <w:p>
+      <w:r>
+        <w:t>Format inspiration: Michael Penta, Companion Materials for OpenStax: Introduction to Python Programming, Chapter 5 (2025), supplied under CC0 1.0. Other third-party material retains its applicable terms. CC0 applies only to rights held by the project rights holders and does not assert that AI-generated material is copyrightable.</w:t>
+      </w:r>
+    </w:p>
+    <w:p>
+      <w:pPr>
+        <w:pStyle w:val="Heading2"/>
+      </w:pPr>
+      <w:r>
+        <w:t>AI Disclosure</w:t>
+      </w:r>
+    </w:p>
+    <w:p>
+      <w:r>
+        <w:t>This work was AI-created, human-prompted, human-edited, and human-verified. Text, instructional activities, and code were generated using ChatGPT (OpenAI). Decorative artwork was generated using OpenAI image generation.</w:t>
+      </w:r>
+    </w:p>
+    <w:p>
+      <w:r>
+        <w:t>AI tool citation: OpenAI. (2026). ChatGPT [large language model]. https://chatgpt.com/. Exact model-version identifiers were not recorded. Human prompting, editing, and verification do not imply that the work is error-free or that classroom trials have been completed.</w:t>
       </w:r>
     </w:p>
     <w:sectPr>

--- a/docs/Data_Dungeon_Chapter_6_Instructor_Guide.docx
+++ b/docs/Data_Dungeon_Chapter_6_Instructor_Guide.docx
@@ -1370,7 +1370,7 @@
     </w:p>
     <w:p>
       <w:r>
-        <w:t>Look for an independent hypothesis, an accurate trace, and a test that discriminates between explanations. The first wrong decision for 20 is choosing 40.right. Reward justified edits and regression evidence; do not grade prose fluency from an AI response. The no-AI alternative has the same diagnosis and testing requirements.</w:t>
+        <w:t>Look for an independent hypothesis, an accurate trace, and a test that discriminates between explanations. The first wrong decision for 20 is choosing 40.right. Focus on justified edits and regression evidence rather than prose fluency from an AI response. The no-AI alternative has the same diagnosis and testing requirements.</w:t>
       </w:r>
     </w:p>
     <w:tbl>
@@ -1381,8 +1381,7 @@
         <w:tblLook w:firstColumn="1" w:firstRow="1" w:lastColumn="0" w:lastRow="0" w:noHBand="0" w:noVBand="1" w:val="04A0"/>
       </w:tblPr>
       <w:tblGrid>
-        <w:gridCol w:w="7056"/>
-        <w:gridCol w:w="1152"/>
+        <w:gridCol w:w="8208"/>
       </w:tblGrid>
       <w:tr>
         <w:trPr>
@@ -1390,7 +1389,7 @@
         </w:trPr>
         <w:tc>
           <w:tcPr>
-            <w:tcW w:type="dxa" w:w="7056"/>
+            <w:tcW w:type="dxa" w:w="8208"/>
             <w:shd w:fill="E7E6E6"/>
             <w:vAlign w:val="center"/>
             <w:tcBorders>
@@ -1416,37 +1415,6 @@
                 <w:sz w:val="20"/>
               </w:rPr>
               <w:t>Criterion</w:t>
-            </w:r>
-          </w:p>
-        </w:tc>
-        <w:tc>
-          <w:tcPr>
-            <w:tcW w:type="dxa" w:w="1152"/>
-            <w:shd w:fill="E7E6E6"/>
-            <w:vAlign w:val="center"/>
-            <w:tcBorders>
-              <w:top w:val="single" w:sz="4" w:color="D9D9D9"/>
-              <w:left w:val="single" w:sz="4" w:color="D9D9D9"/>
-              <w:bottom w:val="single" w:sz="4" w:color="D9D9D9"/>
-              <w:right w:val="single" w:sz="4" w:color="D9D9D9"/>
-            </w:tcBorders>
-            <w:tcMar>
-              <w:top w:w="80" w:type="dxa"/>
-              <w:left w:w="80" w:type="dxa"/>
-              <w:bottom w:w="80" w:type="dxa"/>
-              <w:right w:w="80" w:type="dxa"/>
-            </w:tcMar>
-          </w:tcPr>
-          <w:p>
-            <w:pPr>
-              <w:spacing w:after="40" w:before="40"/>
-            </w:pPr>
-            <w:r>
-              <w:rPr>
-                <w:b/>
-                <w:sz w:val="20"/>
-              </w:rPr>
-              <w:t>Points</w:t>
             </w:r>
           </w:p>
         </w:tc>
@@ -1454,7 +1422,7 @@
       <w:tr>
         <w:tc>
           <w:tcPr>
-            <w:tcW w:type="dxa" w:w="7056"/>
+            <w:tcW w:type="dxa" w:w="8208"/>
             <w:vAlign w:val="center"/>
             <w:tcBorders>
               <w:top w:val="single" w:sz="4" w:color="D9D9D9"/>
@@ -1478,35 +1446,6 @@
                 <w:sz w:val="20"/>
               </w:rPr>
               <w:t>Lookup follows the invariant and preserves state</w:t>
-            </w:r>
-          </w:p>
-        </w:tc>
-        <w:tc>
-          <w:tcPr>
-            <w:tcW w:type="dxa" w:w="1152"/>
-            <w:vAlign w:val="center"/>
-            <w:tcBorders>
-              <w:top w:val="single" w:sz="4" w:color="D9D9D9"/>
-              <w:left w:val="single" w:sz="4" w:color="D9D9D9"/>
-              <w:bottom w:val="single" w:sz="4" w:color="D9D9D9"/>
-              <w:right w:val="single" w:sz="4" w:color="D9D9D9"/>
-            </w:tcBorders>
-            <w:tcMar>
-              <w:top w:w="80" w:type="dxa"/>
-              <w:left w:w="80" w:type="dxa"/>
-              <w:bottom w:w="80" w:type="dxa"/>
-              <w:right w:w="80" w:type="dxa"/>
-            </w:tcMar>
-          </w:tcPr>
-          <w:p>
-            <w:pPr>
-              <w:spacing w:after="40" w:before="40"/>
-            </w:pPr>
-            <w:r>
-              <w:rPr>
-                <w:sz w:val="20"/>
-              </w:rPr>
-              <w:t>20</w:t>
             </w:r>
           </w:p>
         </w:tc>
@@ -1514,7 +1453,7 @@
       <w:tr>
         <w:tc>
           <w:tcPr>
-            <w:tcW w:type="dxa" w:w="7056"/>
+            <w:tcW w:type="dxa" w:w="8208"/>
             <w:vAlign w:val="center"/>
             <w:tcBorders>
               <w:top w:val="single" w:sz="4" w:color="D9D9D9"/>
@@ -1538,35 +1477,6 @@
                 <w:sz w:val="20"/>
               </w:rPr>
               <w:t>Insertion handles empty root and both child directions</w:t>
-            </w:r>
-          </w:p>
-        </w:tc>
-        <w:tc>
-          <w:tcPr>
-            <w:tcW w:type="dxa" w:w="1152"/>
-            <w:vAlign w:val="center"/>
-            <w:tcBorders>
-              <w:top w:val="single" w:sz="4" w:color="D9D9D9"/>
-              <w:left w:val="single" w:sz="4" w:color="D9D9D9"/>
-              <w:bottom w:val="single" w:sz="4" w:color="D9D9D9"/>
-              <w:right w:val="single" w:sz="4" w:color="D9D9D9"/>
-            </w:tcBorders>
-            <w:tcMar>
-              <w:top w:w="80" w:type="dxa"/>
-              <w:left w:w="80" w:type="dxa"/>
-              <w:bottom w:w="80" w:type="dxa"/>
-              <w:right w:w="80" w:type="dxa"/>
-            </w:tcMar>
-          </w:tcPr>
-          <w:p>
-            <w:pPr>
-              <w:spacing w:after="40" w:before="40"/>
-            </w:pPr>
-            <w:r>
-              <w:rPr>
-                <w:sz w:val="20"/>
-              </w:rPr>
-              <w:t>25</w:t>
             </w:r>
           </w:p>
         </w:tc>
@@ -1574,7 +1484,7 @@
       <w:tr>
         <w:tc>
           <w:tcPr>
-            <w:tcW w:type="dxa" w:w="7056"/>
+            <w:tcW w:type="dxa" w:w="8208"/>
             <w:vAlign w:val="center"/>
             <w:tcBorders>
               <w:top w:val="single" w:sz="4" w:color="D9D9D9"/>
@@ -1598,35 +1508,6 @@
                 <w:sz w:val="20"/>
               </w:rPr>
               <w:t>Duplicates, invalid values, size, and integer boundaries</w:t>
-            </w:r>
-          </w:p>
-        </w:tc>
-        <w:tc>
-          <w:tcPr>
-            <w:tcW w:type="dxa" w:w="1152"/>
-            <w:vAlign w:val="center"/>
-            <w:tcBorders>
-              <w:top w:val="single" w:sz="4" w:color="D9D9D9"/>
-              <w:left w:val="single" w:sz="4" w:color="D9D9D9"/>
-              <w:bottom w:val="single" w:sz="4" w:color="D9D9D9"/>
-              <w:right w:val="single" w:sz="4" w:color="D9D9D9"/>
-            </w:tcBorders>
-            <w:tcMar>
-              <w:top w:w="80" w:type="dxa"/>
-              <w:left w:w="80" w:type="dxa"/>
-              <w:bottom w:w="80" w:type="dxa"/>
-              <w:right w:w="80" w:type="dxa"/>
-            </w:tcMar>
-          </w:tcPr>
-          <w:p>
-            <w:pPr>
-              <w:spacing w:after="40" w:before="40"/>
-            </w:pPr>
-            <w:r>
-              <w:rPr>
-                <w:sz w:val="20"/>
-              </w:rPr>
-              <w:t>15</w:t>
             </w:r>
           </w:p>
         </w:tc>
@@ -1634,7 +1515,7 @@
       <w:tr>
         <w:tc>
           <w:tcPr>
-            <w:tcW w:type="dxa" w:w="7056"/>
+            <w:tcW w:type="dxa" w:w="8208"/>
             <w:vAlign w:val="center"/>
             <w:tcBorders>
               <w:top w:val="single" w:sz="4" w:color="D9D9D9"/>
@@ -1658,35 +1539,6 @@
                 <w:sz w:val="20"/>
               </w:rPr>
               <w:t>Adventure trace and insertion-order explanation</w:t>
-            </w:r>
-          </w:p>
-        </w:tc>
-        <w:tc>
-          <w:tcPr>
-            <w:tcW w:type="dxa" w:w="1152"/>
-            <w:vAlign w:val="center"/>
-            <w:tcBorders>
-              <w:top w:val="single" w:sz="4" w:color="D9D9D9"/>
-              <w:left w:val="single" w:sz="4" w:color="D9D9D9"/>
-              <w:bottom w:val="single" w:sz="4" w:color="D9D9D9"/>
-              <w:right w:val="single" w:sz="4" w:color="D9D9D9"/>
-            </w:tcBorders>
-            <w:tcMar>
-              <w:top w:w="80" w:type="dxa"/>
-              <w:left w:w="80" w:type="dxa"/>
-              <w:bottom w:w="80" w:type="dxa"/>
-              <w:right w:w="80" w:type="dxa"/>
-            </w:tcMar>
-          </w:tcPr>
-          <w:p>
-            <w:pPr>
-              <w:spacing w:after="40" w:before="40"/>
-            </w:pPr>
-            <w:r>
-              <w:rPr>
-                <w:sz w:val="20"/>
-              </w:rPr>
-              <w:t>20</w:t>
             </w:r>
           </w:p>
         </w:tc>
@@ -1694,7 +1546,7 @@
       <w:tr>
         <w:tc>
           <w:tcPr>
-            <w:tcW w:type="dxa" w:w="7056"/>
+            <w:tcW w:type="dxa" w:w="8208"/>
             <w:vAlign w:val="center"/>
             <w:tcBorders>
               <w:top w:val="single" w:sz="4" w:color="D9D9D9"/>
@@ -1718,35 +1570,6 @@
                 <w:sz w:val="20"/>
               </w:rPr>
               <w:t>Diagnosis, tests, and evaluated AI or no-AI evidence</w:t>
-            </w:r>
-          </w:p>
-        </w:tc>
-        <w:tc>
-          <w:tcPr>
-            <w:tcW w:type="dxa" w:w="1152"/>
-            <w:vAlign w:val="center"/>
-            <w:tcBorders>
-              <w:top w:val="single" w:sz="4" w:color="D9D9D9"/>
-              <w:left w:val="single" w:sz="4" w:color="D9D9D9"/>
-              <w:bottom w:val="single" w:sz="4" w:color="D9D9D9"/>
-              <w:right w:val="single" w:sz="4" w:color="D9D9D9"/>
-            </w:tcBorders>
-            <w:tcMar>
-              <w:top w:w="80" w:type="dxa"/>
-              <w:left w:w="80" w:type="dxa"/>
-              <w:bottom w:w="80" w:type="dxa"/>
-              <w:right w:w="80" w:type="dxa"/>
-            </w:tcMar>
-          </w:tcPr>
-          <w:p>
-            <w:pPr>
-              <w:spacing w:after="40" w:before="40"/>
-            </w:pPr>
-            <w:r>
-              <w:rPr>
-                <w:sz w:val="20"/>
-              </w:rPr>
-              <w:t>20</w:t>
             </w:r>
           </w:p>
         </w:tc>

--- a/docs/Data_Dungeon_Chapter_6_Instructor_Guide.docx
+++ b/docs/Data_Dungeon_Chapter_6_Instructor_Guide.docx
@@ -70,7 +70,7 @@
     </w:p>
     <w:p>
       <w:r>
-        <w:t>Use the student chapter, starter/chapter06, instructor/chapter06, and verification/ArchiveCompletion.java together. ArchiveDiagnosis.java is a short example of a regression checker. The repository is public, including solutions; distribute through your course system if solutions should be withheld.</w:t>
+        <w:t>Use the student chapter, starter/chapter06, instructor/chapter06, and verification/ArchiveCompletion.java together. ArchiveDiagnosis.java is a short example of a regression checker. Reference solutions are already public on GitHub. Treat them as open exemplars; use new assessment variants if independent work is required. Course-only distribution does not make existing public solutions private.</w:t>
       </w:r>
     </w:p>
     <w:p>
@@ -1760,7 +1760,7 @@
     </w:p>
     <w:p>
       <w:r>
-        <w:t>Pat Morin, Open Data Structures, Java edition: https://opendatastructures.org/ods-java/. The textbook and its accompanying source code are released under Creative Commons Attribution 2.5 Canada: https://creativecommons.org/licenses/by/2.5/ca/. Any reproduced or adapted Morin material retains that license and attribution requirement; this project’s CC0 dedication does not waive his rights. The companion adds a dungeon setting, focused workshops, renamed and simplified implementations, tests, instructor guidance, and AI learning activities. No endorsement by Pat Morin is implied.</w:t>
+        <w:t>Pat Morin, Open Data Structures (Java edition 0.1G): https://opendatastructures.org/ods-java/. The textbook and source code are licensed under CC BY 2.5 Canada: https://creativecommons.org/licenses/by/2.5/ca/. This companion adapts selected topics for dungeon workshops with renamed and simplified structures, new contracts, tests, and AI learning activities. Morin material retains its license, attribution, copyright notices, and warranty disclaimers; CC0 covers only original project contributions. Keep this credit and the license link with redistributed adaptations, including extracted code. No endorsement by Pat Morin is implied.</w:t>
       </w:r>
     </w:p>
     <w:p>
